--- a/docs/package/03_Contracts/iNXT_BrokerVerse_Perpetual_Software_Licence_Agreement.docx
+++ b/docs/package/03_Contracts/iNXT_BrokerVerse_Perpetual_Software_Licence_Agreement.docx
@@ -789,7 +789,7 @@
             </w:rPr>
             <w:fldChar w:fldCharType="separate"/>
           </w:r>
-          <w:hyperlink w:anchor="__RefHeading___Toc35821_4049217194">
+          <w:hyperlink w:anchor="__RefHeading___Toc35821_3199679052">
             <w:r>
               <w:rPr>
                 <w:webHidden/>
@@ -824,7 +824,7 @@
             </w:tabs>
             <w:rPr/>
           </w:pPr>
-          <w:hyperlink w:anchor="__RefHeading___Toc35823_4049217194">
+          <w:hyperlink w:anchor="__RefHeading___Toc35823_3199679052">
             <w:r>
               <w:rPr>
                 <w:webHidden/>
@@ -853,7 +853,7 @@
             </w:tabs>
             <w:rPr/>
           </w:pPr>
-          <w:hyperlink w:anchor="__RefHeading___Toc35825_4049217194">
+          <w:hyperlink w:anchor="__RefHeading___Toc35825_3199679052">
             <w:r>
               <w:rPr>
                 <w:webHidden/>
@@ -875,7 +875,7 @@
             </w:tabs>
             <w:rPr/>
           </w:pPr>
-          <w:hyperlink w:anchor="__RefHeading___Toc35827_4049217194">
+          <w:hyperlink w:anchor="__RefHeading___Toc35827_3199679052">
             <w:r>
               <w:rPr>
                 <w:webHidden/>
@@ -897,7 +897,7 @@
             </w:tabs>
             <w:rPr/>
           </w:pPr>
-          <w:hyperlink w:anchor="__RefHeading___Toc35829_4049217194">
+          <w:hyperlink w:anchor="__RefHeading___Toc35829_3199679052">
             <w:r>
               <w:rPr>
                 <w:webHidden/>
@@ -919,7 +919,7 @@
             </w:tabs>
             <w:rPr/>
           </w:pPr>
-          <w:hyperlink w:anchor="__RefHeading___Toc35831_4049217194">
+          <w:hyperlink w:anchor="__RefHeading___Toc35831_3199679052">
             <w:r>
               <w:rPr>
                 <w:webHidden/>
@@ -941,7 +941,7 @@
             </w:tabs>
             <w:rPr/>
           </w:pPr>
-          <w:hyperlink w:anchor="__RefHeading___Toc35833_4049217194">
+          <w:hyperlink w:anchor="__RefHeading___Toc35833_3199679052">
             <w:r>
               <w:rPr>
                 <w:webHidden/>
@@ -963,7 +963,7 @@
             </w:tabs>
             <w:rPr/>
           </w:pPr>
-          <w:hyperlink w:anchor="__RefHeading___Toc35835_4049217194">
+          <w:hyperlink w:anchor="__RefHeading___Toc35835_3199679052">
             <w:r>
               <w:rPr>
                 <w:webHidden/>
@@ -985,7 +985,7 @@
             </w:tabs>
             <w:rPr/>
           </w:pPr>
-          <w:hyperlink w:anchor="__RefHeading___Toc35837_4049217194">
+          <w:hyperlink w:anchor="__RefHeading___Toc35837_3199679052">
             <w:r>
               <w:rPr>
                 <w:webHidden/>
@@ -1007,7 +1007,7 @@
             </w:tabs>
             <w:rPr/>
           </w:pPr>
-          <w:hyperlink w:anchor="__RefHeading___Toc35839_4049217194">
+          <w:hyperlink w:anchor="__RefHeading___Toc35839_3199679052">
             <w:r>
               <w:rPr>
                 <w:webHidden/>
@@ -1029,7 +1029,7 @@
             </w:tabs>
             <w:rPr/>
           </w:pPr>
-          <w:hyperlink w:anchor="__RefHeading___Toc35841_4049217194">
+          <w:hyperlink w:anchor="__RefHeading___Toc35841_3199679052">
             <w:r>
               <w:rPr>
                 <w:webHidden/>
@@ -1051,7 +1051,7 @@
             </w:tabs>
             <w:rPr/>
           </w:pPr>
-          <w:hyperlink w:anchor="__RefHeading___Toc35843_4049217194">
+          <w:hyperlink w:anchor="__RefHeading___Toc35843_3199679052">
             <w:r>
               <w:rPr>
                 <w:webHidden/>
@@ -1073,7 +1073,7 @@
             </w:tabs>
             <w:rPr/>
           </w:pPr>
-          <w:hyperlink w:anchor="__RefHeading___Toc35845_4049217194">
+          <w:hyperlink w:anchor="__RefHeading___Toc35845_3199679052">
             <w:r>
               <w:rPr>
                 <w:webHidden/>
@@ -1095,7 +1095,7 @@
             </w:tabs>
             <w:rPr/>
           </w:pPr>
-          <w:hyperlink w:anchor="__RefHeading___Toc35847_4049217194">
+          <w:hyperlink w:anchor="__RefHeading___Toc35847_3199679052">
             <w:r>
               <w:rPr>
                 <w:webHidden/>
@@ -1117,7 +1117,7 @@
             </w:tabs>
             <w:rPr/>
           </w:pPr>
-          <w:hyperlink w:anchor="__RefHeading___Toc35849_4049217194">
+          <w:hyperlink w:anchor="__RefHeading___Toc35849_3199679052">
             <w:r>
               <w:rPr>
                 <w:webHidden/>
@@ -1139,7 +1139,7 @@
             </w:tabs>
             <w:rPr/>
           </w:pPr>
-          <w:hyperlink w:anchor="__RefHeading___Toc35851_4049217194">
+          <w:hyperlink w:anchor="__RefHeading___Toc35851_3199679052">
             <w:r>
               <w:rPr>
                 <w:webHidden/>
@@ -1161,7 +1161,7 @@
             </w:tabs>
             <w:rPr/>
           </w:pPr>
-          <w:hyperlink w:anchor="__RefHeading___Toc35853_4049217194">
+          <w:hyperlink w:anchor="__RefHeading___Toc35853_3199679052">
             <w:r>
               <w:rPr>
                 <w:webHidden/>
@@ -1183,7 +1183,7 @@
             </w:tabs>
             <w:rPr/>
           </w:pPr>
-          <w:hyperlink w:anchor="__RefHeading___Toc35855_4049217194">
+          <w:hyperlink w:anchor="__RefHeading___Toc35855_3199679052">
             <w:r>
               <w:rPr>
                 <w:webHidden/>
@@ -1205,7 +1205,7 @@
             </w:tabs>
             <w:rPr/>
           </w:pPr>
-          <w:hyperlink w:anchor="__RefHeading___Toc35857_4049217194">
+          <w:hyperlink w:anchor="__RefHeading___Toc35857_3199679052">
             <w:r>
               <w:rPr>
                 <w:webHidden/>
@@ -1227,7 +1227,7 @@
             </w:tabs>
             <w:rPr/>
           </w:pPr>
-          <w:hyperlink w:anchor="__RefHeading___Toc35859_4049217194">
+          <w:hyperlink w:anchor="__RefHeading___Toc35859_3199679052">
             <w:r>
               <w:rPr>
                 <w:webHidden/>
@@ -1249,7 +1249,7 @@
             </w:tabs>
             <w:rPr/>
           </w:pPr>
-          <w:hyperlink w:anchor="__RefHeading___Toc35861_4049217194">
+          <w:hyperlink w:anchor="__RefHeading___Toc35861_3199679052">
             <w:r>
               <w:rPr>
                 <w:webHidden/>
@@ -1271,7 +1271,7 @@
             </w:tabs>
             <w:rPr/>
           </w:pPr>
-          <w:hyperlink w:anchor="__RefHeading___Toc35863_4049217194">
+          <w:hyperlink w:anchor="__RefHeading___Toc35863_3199679052">
             <w:r>
               <w:rPr>
                 <w:webHidden/>
@@ -1293,7 +1293,7 @@
             </w:tabs>
             <w:rPr/>
           </w:pPr>
-          <w:hyperlink w:anchor="__RefHeading___Toc35865_4049217194">
+          <w:hyperlink w:anchor="__RefHeading___Toc35865_3199679052">
             <w:r>
               <w:rPr>
                 <w:webHidden/>
@@ -1315,7 +1315,7 @@
             </w:tabs>
             <w:rPr/>
           </w:pPr>
-          <w:hyperlink w:anchor="__RefHeading___Toc35867_4049217194">
+          <w:hyperlink w:anchor="__RefHeading___Toc35867_3199679052">
             <w:r>
               <w:rPr>
                 <w:webHidden/>
@@ -1337,7 +1337,7 @@
             </w:tabs>
             <w:rPr/>
           </w:pPr>
-          <w:hyperlink w:anchor="__RefHeading___Toc35869_4049217194">
+          <w:hyperlink w:anchor="__RefHeading___Toc35869_3199679052">
             <w:r>
               <w:rPr>
                 <w:webHidden/>
@@ -1359,7 +1359,7 @@
             </w:tabs>
             <w:rPr/>
           </w:pPr>
-          <w:hyperlink w:anchor="__RefHeading___Toc35871_4049217194">
+          <w:hyperlink w:anchor="__RefHeading___Toc35871_3199679052">
             <w:r>
               <w:rPr>
                 <w:webHidden/>
@@ -1381,7 +1381,7 @@
             </w:tabs>
             <w:rPr/>
           </w:pPr>
-          <w:hyperlink w:anchor="__RefHeading___Toc35873_4049217194">
+          <w:hyperlink w:anchor="__RefHeading___Toc35873_3199679052">
             <w:r>
               <w:rPr>
                 <w:webHidden/>
@@ -1403,7 +1403,7 @@
             </w:tabs>
             <w:rPr/>
           </w:pPr>
-          <w:hyperlink w:anchor="__RefHeading___Toc35875_4049217194">
+          <w:hyperlink w:anchor="__RefHeading___Toc35875_3199679052">
             <w:r>
               <w:rPr>
                 <w:webHidden/>
@@ -1425,7 +1425,7 @@
             </w:tabs>
             <w:rPr/>
           </w:pPr>
-          <w:hyperlink w:anchor="__RefHeading___Toc35877_4049217194">
+          <w:hyperlink w:anchor="__RefHeading___Toc35877_3199679052">
             <w:r>
               <w:rPr>
                 <w:webHidden/>
@@ -1447,7 +1447,7 @@
             </w:tabs>
             <w:rPr/>
           </w:pPr>
-          <w:hyperlink w:anchor="__RefHeading___Toc35879_4049217194">
+          <w:hyperlink w:anchor="__RefHeading___Toc35879_3199679052">
             <w:r>
               <w:rPr>
                 <w:webHidden/>
@@ -1469,7 +1469,7 @@
             </w:tabs>
             <w:rPr/>
           </w:pPr>
-          <w:hyperlink w:anchor="__RefHeading___Toc35881_4049217194">
+          <w:hyperlink w:anchor="__RefHeading___Toc35881_3199679052">
             <w:r>
               <w:rPr>
                 <w:webHidden/>
@@ -1491,7 +1491,7 @@
             </w:tabs>
             <w:rPr/>
           </w:pPr>
-          <w:hyperlink w:anchor="__RefHeading___Toc35883_4049217194">
+          <w:hyperlink w:anchor="__RefHeading___Toc35883_3199679052">
             <w:r>
               <w:rPr>
                 <w:webHidden/>
@@ -1513,7 +1513,7 @@
             </w:tabs>
             <w:rPr/>
           </w:pPr>
-          <w:hyperlink w:anchor="__RefHeading___Toc35885_4049217194">
+          <w:hyperlink w:anchor="__RefHeading___Toc35885_3199679052">
             <w:r>
               <w:rPr>
                 <w:webHidden/>
@@ -1535,7 +1535,7 @@
             </w:tabs>
             <w:rPr/>
           </w:pPr>
-          <w:hyperlink w:anchor="__RefHeading___Toc35887_4049217194">
+          <w:hyperlink w:anchor="__RefHeading___Toc35887_3199679052">
             <w:r>
               <w:rPr>
                 <w:webHidden/>
@@ -1557,7 +1557,7 @@
             </w:tabs>
             <w:rPr/>
           </w:pPr>
-          <w:hyperlink w:anchor="__RefHeading___Toc35889_4049217194">
+          <w:hyperlink w:anchor="__RefHeading___Toc35889_3199679052">
             <w:r>
               <w:rPr>
                 <w:webHidden/>
@@ -1605,7 +1605,7 @@
       <w:r>
         <w:br w:type="page"/>
       </w:r>
-      <w:bookmarkStart w:id="0" w:name="__RefHeading___Toc35821_4049217194"/>
+      <w:bookmarkStart w:id="0" w:name="__RefHeading___Toc35821_3199679052"/>
       <w:bookmarkStart w:id="1" w:name="_Toc48319687"/>
       <w:bookmarkStart w:id="2" w:name="_Toc11824118"/>
       <w:bookmarkEnd w:id="0"/>
@@ -2250,7 +2250,7 @@
           <w:spacing w:val="0"/>
         </w:rPr>
       </w:pPr>
-      <w:bookmarkStart w:id="4" w:name="__RefHeading___Toc35823_4049217194"/>
+      <w:bookmarkStart w:id="4" w:name="__RefHeading___Toc35823_3199679052"/>
       <w:bookmarkStart w:id="5" w:name="_Toc233203388"/>
       <w:bookmarkEnd w:id="4"/>
       <w:r>
@@ -3239,7 +3239,7 @@
         <w:pageBreakBefore w:val="false"/>
         <w:rPr/>
       </w:pPr>
-      <w:bookmarkStart w:id="6" w:name="__RefHeading___Toc35825_4049217194"/>
+      <w:bookmarkStart w:id="6" w:name="__RefHeading___Toc35825_3199679052"/>
       <w:bookmarkEnd w:id="6"/>
       <w:r>
         <w:rPr>
@@ -3325,7 +3325,7 @@
         <w:pStyle w:val="Heading1"/>
         <w:rPr/>
       </w:pPr>
-      <w:bookmarkStart w:id="7" w:name="__RefHeading___Toc35827_4049217194"/>
+      <w:bookmarkStart w:id="7" w:name="__RefHeading___Toc35827_3199679052"/>
       <w:bookmarkEnd w:id="7"/>
       <w:r>
         <w:rPr>
@@ -3342,7 +3342,7 @@
         <w:pStyle w:val="Heading2"/>
         <w:rPr/>
       </w:pPr>
-      <w:bookmarkStart w:id="8" w:name="__RefHeading___Toc35829_4049217194"/>
+      <w:bookmarkStart w:id="8" w:name="__RefHeading___Toc35829_3199679052"/>
       <w:bookmarkEnd w:id="8"/>
       <w:r>
         <w:rPr>
@@ -3442,7 +3442,7 @@
         <w:pStyle w:val="Heading2"/>
         <w:rPr/>
       </w:pPr>
-      <w:bookmarkStart w:id="9" w:name="__RefHeading___Toc35831_4049217194"/>
+      <w:bookmarkStart w:id="9" w:name="__RefHeading___Toc35831_3199679052"/>
       <w:bookmarkEnd w:id="9"/>
       <w:r>
         <w:rPr>
@@ -4104,7 +4104,7 @@
       <w:r>
         <w:br w:type="page"/>
       </w:r>
-      <w:bookmarkStart w:id="10" w:name="__RefHeading___Toc35833_4049217194"/>
+      <w:bookmarkStart w:id="10" w:name="__RefHeading___Toc35833_3199679052"/>
       <w:bookmarkEnd w:id="10"/>
       <w:r>
         <w:rPr>
@@ -4121,7 +4121,7 @@
         <w:pStyle w:val="Heading2"/>
         <w:rPr/>
       </w:pPr>
-      <w:bookmarkStart w:id="11" w:name="__RefHeading___Toc35835_4049217194"/>
+      <w:bookmarkStart w:id="11" w:name="__RefHeading___Toc35835_3199679052"/>
       <w:bookmarkEnd w:id="11"/>
       <w:r>
         <w:rPr>
@@ -4195,7 +4195,7 @@
         <w:pStyle w:val="Heading2"/>
         <w:rPr/>
       </w:pPr>
-      <w:bookmarkStart w:id="12" w:name="__RefHeading___Toc35837_4049217194"/>
+      <w:bookmarkStart w:id="12" w:name="__RefHeading___Toc35837_3199679052"/>
       <w:bookmarkEnd w:id="12"/>
       <w:r>
         <w:rPr>
@@ -4288,7 +4288,7 @@
         <w:pStyle w:val="Heading2"/>
         <w:rPr/>
       </w:pPr>
-      <w:bookmarkStart w:id="13" w:name="__RefHeading___Toc35839_4049217194"/>
+      <w:bookmarkStart w:id="13" w:name="__RefHeading___Toc35839_3199679052"/>
       <w:bookmarkEnd w:id="13"/>
       <w:r>
         <w:rPr>
@@ -4320,7 +4320,7 @@
         <w:pStyle w:val="Heading2"/>
         <w:rPr/>
       </w:pPr>
-      <w:bookmarkStart w:id="14" w:name="__RefHeading___Toc35841_4049217194"/>
+      <w:bookmarkStart w:id="14" w:name="__RefHeading___Toc35841_3199679052"/>
       <w:bookmarkEnd w:id="14"/>
       <w:r>
         <w:rPr>
@@ -4394,7 +4394,7 @@
         <w:pStyle w:val="Heading2"/>
         <w:rPr/>
       </w:pPr>
-      <w:bookmarkStart w:id="15" w:name="__RefHeading___Toc35843_4049217194"/>
+      <w:bookmarkStart w:id="15" w:name="__RefHeading___Toc35843_3199679052"/>
       <w:bookmarkEnd w:id="15"/>
       <w:r>
         <w:rPr>
@@ -4449,7 +4449,7 @@
         <w:pStyle w:val="Heading2"/>
         <w:rPr/>
       </w:pPr>
-      <w:bookmarkStart w:id="16" w:name="__RefHeading___Toc35845_4049217194"/>
+      <w:bookmarkStart w:id="16" w:name="__RefHeading___Toc35845_3199679052"/>
       <w:bookmarkEnd w:id="16"/>
       <w:r>
         <w:rPr>
@@ -4614,7 +4614,7 @@
         <w:pStyle w:val="Heading2"/>
         <w:rPr/>
       </w:pPr>
-      <w:bookmarkStart w:id="17" w:name="__RefHeading___Toc35847_4049217194"/>
+      <w:bookmarkStart w:id="17" w:name="__RefHeading___Toc35847_3199679052"/>
       <w:bookmarkEnd w:id="17"/>
       <w:r>
         <w:rPr>
@@ -4646,7 +4646,7 @@
         <w:pStyle w:val="Heading2"/>
         <w:rPr/>
       </w:pPr>
-      <w:bookmarkStart w:id="18" w:name="__RefHeading___Toc35849_4049217194"/>
+      <w:bookmarkStart w:id="18" w:name="__RefHeading___Toc35849_3199679052"/>
       <w:bookmarkEnd w:id="18"/>
       <w:r>
         <w:rPr>
@@ -4681,7 +4681,7 @@
         <w:pStyle w:val="Heading1"/>
         <w:rPr/>
       </w:pPr>
-      <w:bookmarkStart w:id="19" w:name="__RefHeading___Toc35851_4049217194"/>
+      <w:bookmarkStart w:id="19" w:name="__RefHeading___Toc35851_3199679052"/>
       <w:bookmarkEnd w:id="19"/>
       <w:r>
         <w:rPr>
@@ -4698,7 +4698,7 @@
         <w:pStyle w:val="Heading2"/>
         <w:rPr/>
       </w:pPr>
-      <w:bookmarkStart w:id="20" w:name="__RefHeading___Toc35853_4049217194"/>
+      <w:bookmarkStart w:id="20" w:name="__RefHeading___Toc35853_3199679052"/>
       <w:bookmarkEnd w:id="20"/>
       <w:r>
         <w:rPr>
@@ -4772,7 +4772,7 @@
         <w:pStyle w:val="Heading2"/>
         <w:rPr/>
       </w:pPr>
-      <w:bookmarkStart w:id="21" w:name="__RefHeading___Toc35855_4049217194"/>
+      <w:bookmarkStart w:id="21" w:name="__RefHeading___Toc35855_3199679052"/>
       <w:bookmarkEnd w:id="21"/>
       <w:r>
         <w:rPr>
@@ -4804,7 +4804,7 @@
         <w:pStyle w:val="Heading2"/>
         <w:rPr/>
       </w:pPr>
-      <w:bookmarkStart w:id="22" w:name="__RefHeading___Toc35857_4049217194"/>
+      <w:bookmarkStart w:id="22" w:name="__RefHeading___Toc35857_3199679052"/>
       <w:bookmarkEnd w:id="22"/>
       <w:r>
         <w:rPr>
@@ -4897,7 +4897,7 @@
         <w:pStyle w:val="Heading2"/>
         <w:rPr/>
       </w:pPr>
-      <w:bookmarkStart w:id="23" w:name="__RefHeading___Toc35859_4049217194"/>
+      <w:bookmarkStart w:id="23" w:name="__RefHeading___Toc35859_3199679052"/>
       <w:bookmarkEnd w:id="23"/>
       <w:r>
         <w:rPr>
@@ -4932,7 +4932,7 @@
         <w:pStyle w:val="Heading1"/>
         <w:rPr/>
       </w:pPr>
-      <w:bookmarkStart w:id="24" w:name="__RefHeading___Toc35861_4049217194"/>
+      <w:bookmarkStart w:id="24" w:name="__RefHeading___Toc35861_3199679052"/>
       <w:bookmarkEnd w:id="24"/>
       <w:r>
         <w:rPr>
@@ -4949,7 +4949,7 @@
         <w:pStyle w:val="Heading2"/>
         <w:rPr/>
       </w:pPr>
-      <w:bookmarkStart w:id="25" w:name="__RefHeading___Toc35863_4049217194"/>
+      <w:bookmarkStart w:id="25" w:name="__RefHeading___Toc35863_3199679052"/>
       <w:bookmarkEnd w:id="25"/>
       <w:r>
         <w:rPr>
@@ -4998,7 +4998,7 @@
         <w:pStyle w:val="Heading2"/>
         <w:rPr/>
       </w:pPr>
-      <w:bookmarkStart w:id="26" w:name="__RefHeading___Toc35865_4049217194"/>
+      <w:bookmarkStart w:id="26" w:name="__RefHeading___Toc35865_3199679052"/>
       <w:bookmarkEnd w:id="26"/>
       <w:r>
         <w:rPr>
@@ -5068,7 +5068,7 @@
         <w:pStyle w:val="Heading2"/>
         <w:rPr/>
       </w:pPr>
-      <w:bookmarkStart w:id="27" w:name="__RefHeading___Toc35867_4049217194"/>
+      <w:bookmarkStart w:id="27" w:name="__RefHeading___Toc35867_3199679052"/>
       <w:bookmarkEnd w:id="27"/>
       <w:r>
         <w:rPr>
@@ -5100,7 +5100,7 @@
         <w:pStyle w:val="Heading2"/>
         <w:rPr/>
       </w:pPr>
-      <w:bookmarkStart w:id="28" w:name="__RefHeading___Toc35869_4049217194"/>
+      <w:bookmarkStart w:id="28" w:name="__RefHeading___Toc35869_3199679052"/>
       <w:bookmarkEnd w:id="28"/>
       <w:r>
         <w:rPr>
@@ -5135,7 +5135,7 @@
         <w:pStyle w:val="Heading1"/>
         <w:rPr/>
       </w:pPr>
-      <w:bookmarkStart w:id="29" w:name="__RefHeading___Toc35871_4049217194"/>
+      <w:bookmarkStart w:id="29" w:name="__RefHeading___Toc35871_3199679052"/>
       <w:bookmarkEnd w:id="29"/>
       <w:r>
         <w:rPr>
@@ -5152,7 +5152,7 @@
         <w:pStyle w:val="Heading2"/>
         <w:rPr/>
       </w:pPr>
-      <w:bookmarkStart w:id="30" w:name="__RefHeading___Toc35873_4049217194"/>
+      <w:bookmarkStart w:id="30" w:name="__RefHeading___Toc35873_3199679052"/>
       <w:bookmarkEnd w:id="30"/>
       <w:r>
         <w:rPr>
@@ -5184,7 +5184,7 @@
         <w:pStyle w:val="Heading2"/>
         <w:rPr/>
       </w:pPr>
-      <w:bookmarkStart w:id="31" w:name="__RefHeading___Toc35875_4049217194"/>
+      <w:bookmarkStart w:id="31" w:name="__RefHeading___Toc35875_3199679052"/>
       <w:bookmarkEnd w:id="31"/>
       <w:r>
         <w:rPr>
@@ -5239,7 +5239,7 @@
         <w:pStyle w:val="Heading2"/>
         <w:rPr/>
       </w:pPr>
-      <w:bookmarkStart w:id="32" w:name="__RefHeading___Toc35877_4049217194"/>
+      <w:bookmarkStart w:id="32" w:name="__RefHeading___Toc35877_3199679052"/>
       <w:bookmarkEnd w:id="32"/>
       <w:r>
         <w:rPr>
@@ -5274,7 +5274,7 @@
         <w:pStyle w:val="Heading1"/>
         <w:rPr/>
       </w:pPr>
-      <w:bookmarkStart w:id="33" w:name="__RefHeading___Toc35879_4049217194"/>
+      <w:bookmarkStart w:id="33" w:name="__RefHeading___Toc35879_3199679052"/>
       <w:bookmarkEnd w:id="33"/>
       <w:r>
         <w:rPr>
@@ -5705,7 +5705,7 @@
       <w:r>
         <w:br w:type="page"/>
       </w:r>
-      <w:bookmarkStart w:id="34" w:name="__RefHeading___Toc35881_4049217194"/>
+      <w:bookmarkStart w:id="34" w:name="__RefHeading___Toc35881_3199679052"/>
       <w:bookmarkEnd w:id="34"/>
       <w:r>
         <w:rPr>
@@ -5722,7 +5722,7 @@
         <w:pStyle w:val="Heading2"/>
         <w:rPr/>
       </w:pPr>
-      <w:bookmarkStart w:id="35" w:name="__RefHeading___Toc35883_4049217194"/>
+      <w:bookmarkStart w:id="35" w:name="__RefHeading___Toc35883_3199679052"/>
       <w:bookmarkEnd w:id="35"/>
       <w:r>
         <w:rPr>
@@ -6994,7 +6994,7 @@
         <w:pStyle w:val="Heading2"/>
         <w:rPr/>
       </w:pPr>
-      <w:bookmarkStart w:id="36" w:name="__RefHeading___Toc35885_4049217194"/>
+      <w:bookmarkStart w:id="36" w:name="__RefHeading___Toc35885_3199679052"/>
       <w:bookmarkEnd w:id="36"/>
       <w:r>
         <w:rPr>
@@ -7620,7 +7620,7 @@
         <w:pStyle w:val="Heading2"/>
         <w:rPr/>
       </w:pPr>
-      <w:bookmarkStart w:id="37" w:name="__RefHeading___Toc35887_4049217194"/>
+      <w:bookmarkStart w:id="37" w:name="__RefHeading___Toc35887_3199679052"/>
       <w:bookmarkEnd w:id="37"/>
       <w:r>
         <w:rPr>
@@ -8142,7 +8142,7 @@
       <w:r>
         <w:br w:type="page"/>
       </w:r>
-      <w:bookmarkStart w:id="38" w:name="__RefHeading___Toc35889_4049217194"/>
+      <w:bookmarkStart w:id="38" w:name="__RefHeading___Toc35889_3199679052"/>
       <w:bookmarkStart w:id="39" w:name="_Toc233203395"/>
       <w:bookmarkEnd w:id="38"/>
       <w:r>
